--- a/src/reportlayout/WORD/ASTEmployeeAssetSummary.docx
+++ b/src/reportlayout/WORD/ASTEmployeeAssetSummary.docx
@@ -20,12 +20,6 @@
           <w:insideH w:val="single" w:sz="4" w:space="0" w:color="9E9E9E"/>
           <w:insideV w:val="single" w:sz="4" w:space="0" w:color="9E9E9E"/>
         </w:tblBorders>
-        <w:tblCellMar>
-          <w:top w:w="0" w:type="dxa"/>
-          <w:left w:w="0" w:type="dxa"/>
-          <w:bottom w:w="0" w:type="dxa"/>
-          <w:right w:w="0" w:type="dxa"/>
-        </w:tblCellMar>
         <w:tblLook w:val="04A0" w:firstRow="1" w:lastRow="0" w:firstColumn="1" w:lastColumn="0" w:noHBand="0" w:noVBand="1"/>
       </w:tblPr>
       <w:tblGrid>
@@ -33,14 +27,6 @@
         <w:gridCol w:w="5000"/>
       </w:tblGrid>
       <w:tr>
-        <w:tblPrEx>
-          <w:tblCellMar>
-            <w:top w:w="0" w:type="dxa"/>
-            <w:left w:w="0" w:type="dxa"/>
-            <w:bottom w:w="0" w:type="dxa"/>
-            <w:right w:w="0" w:type="dxa"/>
-          </w:tblCellMar>
-        </w:tblPrEx>
         <w:tc>
           <w:tcPr>
             <w:tcW w:w="1800" w:type="dxa"/>
@@ -53,15 +39,13 @@
               </w:rPr>
               <w:t xml:space="preserve">Employee </w:t>
             </w:r>
-            <w:proofErr w:type="gramStart"/>
             <w:r>
               <w:rPr>
                 <w:b/>
                 <w:bCs/>
               </w:rPr>
-              <w:t>No. :</w:t>
+              <w:t>No.:</w:t>
             </w:r>
-            <w:proofErr w:type="gramEnd"/>
           </w:p>
         </w:tc>
         <w:sdt>
@@ -90,14 +74,6 @@
         </w:sdt>
       </w:tr>
       <w:tr>
-        <w:tblPrEx>
-          <w:tblCellMar>
-            <w:top w:w="0" w:type="dxa"/>
-            <w:left w:w="0" w:type="dxa"/>
-            <w:bottom w:w="0" w:type="dxa"/>
-            <w:right w:w="0" w:type="dxa"/>
-          </w:tblCellMar>
-        </w:tblPrEx>
         <w:tc>
           <w:tcPr>
             <w:tcW w:w="1800" w:type="dxa"/>
@@ -147,20 +123,11 @@
         </w:sdt>
       </w:tr>
       <w:tr>
-        <w:tblPrEx>
-          <w:tblCellMar>
-            <w:top w:w="0" w:type="dxa"/>
-            <w:left w:w="0" w:type="dxa"/>
-            <w:bottom w:w="0" w:type="dxa"/>
-            <w:right w:w="0" w:type="dxa"/>
-          </w:tblCellMar>
-        </w:tblPrEx>
         <w:tc>
           <w:tcPr>
             <w:tcW w:w="1800" w:type="dxa"/>
           </w:tcPr>
           <w:p>
-            <w:proofErr w:type="gramStart"/>
             <w:r>
               <w:rPr>
                 <w:b/>
@@ -168,7 +135,6 @@
               </w:rPr>
               <w:t>Department :</w:t>
             </w:r>
-            <w:proofErr w:type="gramEnd"/>
           </w:p>
         </w:tc>
         <w:sdt>
@@ -195,20 +161,11 @@
         </w:sdt>
       </w:tr>
       <w:tr>
-        <w:tblPrEx>
-          <w:tblCellMar>
-            <w:top w:w="0" w:type="dxa"/>
-            <w:left w:w="0" w:type="dxa"/>
-            <w:bottom w:w="0" w:type="dxa"/>
-            <w:right w:w="0" w:type="dxa"/>
-          </w:tblCellMar>
-        </w:tblPrEx>
         <w:tc>
           <w:tcPr>
             <w:tcW w:w="1800" w:type="dxa"/>
           </w:tcPr>
           <w:p>
-            <w:proofErr w:type="gramStart"/>
             <w:r>
               <w:rPr>
                 <w:b/>
@@ -216,7 +173,6 @@
               </w:rPr>
               <w:t>Email :</w:t>
             </w:r>
-            <w:proofErr w:type="gramEnd"/>
           </w:p>
         </w:tc>
         <w:sdt>
@@ -251,6 +207,11 @@
       </w:pPr>
     </w:p>
     <w:p>
+      <w:pPr>
+        <w:spacing w:after="80"/>
+      </w:pPr>
+    </w:p>
+    <w:p>
       <w:r>
         <w:rPr>
           <w:b/>
@@ -274,12 +235,6 @@
           <w:insideH w:val="single" w:sz="4" w:space="0" w:color="9E9E9E"/>
           <w:insideV w:val="single" w:sz="4" w:space="0" w:color="9E9E9E"/>
         </w:tblBorders>
-        <w:tblCellMar>
-          <w:top w:w="0" w:type="dxa"/>
-          <w:left w:w="0" w:type="dxa"/>
-          <w:bottom w:w="0" w:type="dxa"/>
-          <w:right w:w="0" w:type="dxa"/>
-        </w:tblCellMar>
         <w:tblLook w:val="04A0" w:firstRow="1" w:lastRow="0" w:firstColumn="1" w:lastColumn="0" w:noHBand="0" w:noVBand="1"/>
       </w:tblPr>
       <w:tblGrid>
@@ -292,14 +247,6 @@
         <w:gridCol w:w="2162"/>
       </w:tblGrid>
       <w:tr>
-        <w:tblPrEx>
-          <w:tblCellMar>
-            <w:top w:w="0" w:type="dxa"/>
-            <w:left w:w="0" w:type="dxa"/>
-            <w:bottom w:w="0" w:type="dxa"/>
-            <w:right w:w="0" w:type="dxa"/>
-          </w:tblCellMar>
-        </w:tblPrEx>
         <w:tc>
           <w:tcPr>
             <w:tcW w:w="1100" w:type="dxa"/>
@@ -434,17 +381,7 @@
                 <w:sz w:val="18"/>
                 <w:szCs w:val="18"/>
               </w:rPr>
-              <w:t xml:space="preserve">Purchase </w:t>
-            </w:r>
-            <w:r>
-              <w:rPr>
-                <w:b/>
-                <w:bCs/>
-                <w:color w:val="FFFFFF"/>
-                <w:sz w:val="18"/>
-                <w:szCs w:val="18"/>
-              </w:rPr>
-              <w:t>Price</w:t>
+              <w:t>Purchase Price</w:t>
             </w:r>
           </w:p>
         </w:tc>
@@ -473,14 +410,6 @@
         </w:tc>
       </w:tr>
       <w:tr>
-        <w:tblPrEx>
-          <w:tblCellMar>
-            <w:top w:w="0" w:type="dxa"/>
-            <w:left w:w="0" w:type="dxa"/>
-            <w:bottom w:w="0" w:type="dxa"/>
-            <w:right w:w="0" w:type="dxa"/>
-          </w:tblCellMar>
-        </w:tblPrEx>
         <w:sdt>
           <w:sdtPr>
             <w:alias w:val="#Nav: /Employee/AST_Company_Asset/Asset_No"/>
